--- a/daily-reports/2026-08-28/report.docx
+++ b/daily-reports/2026-08-28/report.docx
@@ -37,19 +37,19 @@
         <w:br/>
       </w:r>
       <w:r>
-        <w:t>这是什么：这是一个非官方的、从源代码角度重建并扩展的 Grok Bot 0.18.0 版本，专门为 macOS 系统设计。它相当于一个聊天机器人的“复活版”，让你能在 Mac 上重新体验这个经典机器人。</w:t>
+        <w:t>这是什么：这是一个非官方的、基于源代码的 Grok Bot 0.18.0 的重新构建和扩展版本，专门为 macOS 系统设计。它旨在恢复并增强这个聊天机器人的功能，让用户可以在自己的 Mac 上运行它。</w:t>
         <w:br/>
       </w:r>
       <w:r>
-        <w:t>能用来做什么：你可以把它当作一个聊天机器人来使用，或者作为学习如何构建类似机器人的参考。</w:t>
+        <w:t>能用来做什么：你可以用它来搭建一个本地运行的聊天机器人，进行对话测试或集成到自己的项目中。</w:t>
         <w:br/>
       </w:r>
       <w:r>
-        <w:t>适用领域：聊天机器人、软件开发、macOS 应用</w:t>
+        <w:t>适用领域：聊天机器人、人工智能、macOS 开发</w:t>
         <w:br/>
       </w:r>
       <w:r>
-        <w:t>对新手有什么帮助：对于新手来说，你可以通过这个项目了解一个完整的聊天机器人是如何构建的，即使你不懂代码，也能看到它的结构，并尝试运行它来体验效果。</w:t>
+        <w:t>对新手有什么帮助：对于新手来说，这是一个了解如何重新构建和扩展现有开源项目的绝佳案例，可以学习到 TypeScript 编程和 macOS 应用开发的基础知识。</w:t>
         <w:br/>
       </w:r>
       <w:r>
@@ -61,28 +61,28 @@
         <w:pStyle w:val="Heading2"/>
       </w:pPr>
       <w:r>
-        <w:t>2. HEJustinSun/my-girlfriend-jingtian-latex  ⭐ 2,677</w:t>
+        <w:t>2. HEJustinSun/my-girlfriend-jingtian-latex  ⭐ 2,689</w:t>
       </w:r>
     </w:p>
     <w:p>
       <w:r>
-        <w:t>语言：TeX ｜ Stars：2,677 ｜ Forks：436</w:t>
+        <w:t>语言：TeX ｜ Stars：2,689 ｜ Forks：438</w:t>
         <w:br/>
       </w:r>
       <w:r>
-        <w:t>这是什么：这个项目是一个用 LaTeX 编写的文档，内容似乎是关于“我的女朋友景天”的，可能是一封情书或纪念文档。它展示了如何用 LaTeX 排版漂亮的文字内容。</w:t>
+        <w:t>这是什么：这个项目似乎是一个用 LaTeX 编写的文档，内容可能与“我的女朋友景甜”有关，可能是一封情书或表白文档。由于描述为空，具体功能不明确。</w:t>
         <w:br/>
       </w:r>
       <w:r>
-        <w:t>能用来做什么：你可以用它来学习如何用 LaTeX 制作精美的文档，比如情书、简历或学术论文。</w:t>
+        <w:t>能用来做什么：可以用来生成一份精美的 PDF 文档，用于表达情感或作为创意礼物。</w:t>
         <w:br/>
       </w:r>
       <w:r>
-        <w:t>适用领域：文档排版、写作、学术</w:t>
+        <w:t>适用领域：文档排版、创意写作、个人表达</w:t>
         <w:br/>
       </w:r>
       <w:r>
-        <w:t>对新手有什么帮助：对于新手，这是一个很好的 LaTeX 入门示例，你可以看到代码和最终效果，从而学会如何自己制作专业排版的文档。</w:t>
+        <w:t>对新手有什么帮助：对于新手，这是一个学习 LaTeX 排版的好例子，可以模仿其结构来制作自己的文档。</w:t>
         <w:br/>
       </w:r>
       <w:r>
@@ -99,23 +99,23 @@
     </w:p>
     <w:p>
       <w:r>
-        <w:t>语言：Rust ｜ Stars：2,266 ｜ Forks：119</w:t>
+        <w:t>语言：Rust ｜ Stars：2,266 ｜ Forks：120</w:t>
         <w:br/>
       </w:r>
       <w:r>
-        <w:t>这是什么：Walgit 是一个用 Rust 编写的工具，它可能是一个 Git 的替代品或增强工具，旨在提供更简单或更高效的版本控制操作。</w:t>
+        <w:t>这是什么：这是一个用 Rust 编写的工具，但描述为空，具体功能不明确。从名称推测，可能与 Git 相关，可能是对 Git 的某种封装或替代。</w:t>
         <w:br/>
       </w:r>
       <w:r>
-        <w:t>能用来做什么：你可以用它来管理你的代码版本，或者学习 Rust 如何实现版本控制功能。</w:t>
+        <w:t>能用来做什么：可能用于简化 Git 操作或提供新的版本控制功能。</w:t>
         <w:br/>
       </w:r>
       <w:r>
-        <w:t>适用领域：版本控制、软件开发、Rust 编程</w:t>
+        <w:t>适用领域：版本控制、软件开发、命令行工具</w:t>
         <w:br/>
       </w:r>
       <w:r>
-        <w:t>对新手有什么帮助：对于新手，这个项目可以帮助你理解版本控制的基本概念，并且通过阅读 Rust 代码，你可以学习到一门现代编程语言。</w:t>
+        <w:t>对新手有什么帮助：对于新手，可以了解 Rust 编程和 Git 的底层原理，但需要更多信息才能确定具体用途。</w:t>
         <w:br/>
       </w:r>
       <w:r>
@@ -136,19 +136,19 @@
         <w:br/>
       </w:r>
       <w:r>
-        <w:t>这是什么：这是一个为 x64dbg 调试器开发的插件，它让调试器可以通过 HTTP 与 AI 助手通信。简单说，它能让 AI 帮你操作调试器，比如设置断点、查看内存等。</w:t>
+        <w:t>这是什么：这是一个为 x64dbg 调试器开发的 MCP（模型上下文协议）服务器插件，它通过 HTTP 暴露调试器的全部功能，使得任何兼容 MCP 的 AI 助手都能以编程方式控制调试器，比如设置断点、单步执行、读取内存、查看寄存器等。它用 Zig 编写，零依赖，单二进制输出，支持跨平台。</w:t>
         <w:br/>
       </w:r>
       <w:r>
-        <w:t>能用来做什么：你可以用它来让 AI 辅助你进行程序调试，特别是逆向工程或漏洞分析时，可以自动执行一些调试任务。</w:t>
+        <w:t>能用来做什么：你可以将它与 AI 助手连接，实现自动化调试，例如让 AI 帮你分析程序行为或自动查找错误。</w:t>
         <w:br/>
       </w:r>
       <w:r>
-        <w:t>适用领域：软件调试、逆向工程、安全研究、AI 辅助开发</w:t>
+        <w:t>适用领域：软件调试、逆向工程、AI 辅助开发</w:t>
         <w:br/>
       </w:r>
       <w:r>
-        <w:t>对新手有什么帮助：对于新手，这个项目展示了如何将传统工具与 AI 结合，你可以学习到调试的基本概念，并了解如何通过编程控制调试器。</w:t>
+        <w:t>对新手有什么帮助：对于新手，这是一个学习调试和 AI 集成的好项目，可以了解 MCP 协议和 Zig 语言，但需要一定的编程基础。</w:t>
         <w:br/>
       </w:r>
       <w:r>
@@ -169,19 +169,19 @@
         <w:br/>
       </w:r>
       <w:r>
-        <w:t>这是什么：FrontierAgent 是一个 AI 代理框架，它提供了一个命令行界面，支持多种模式，比如 ReAct（推理与行动）和团队模式，可以让你轻松创建和管理 AI 代理。</w:t>
+        <w:t>这是什么：这是一个开源的智能体框架，提供原生的命令行 TUI（文本用户界面），支持 ReAct 模式和智能体团队模式。它可以在 macOS 和 Linux 上一条命令运行，无需预安装，也不强制依赖 Docker。</w:t>
         <w:br/>
       </w:r>
       <w:r>
-        <w:t>能用来做什么：你可以用它来构建自己的 AI 助手，比如自动化任务、信息检索或对话系统，只需一条命令即可启动。</w:t>
+        <w:t>能用来做什么：你可以用它来构建自己的 AI 智能体，执行复杂任务，或者与团队模式下的多个智能体协作。</w:t>
         <w:br/>
       </w:r>
       <w:r>
-        <w:t>适用领域：AI 开发、自动化、命令行工具、智能代理</w:t>
+        <w:t>适用领域：人工智能、智能体开发、命令行应用</w:t>
         <w:br/>
       </w:r>
       <w:r>
-        <w:t>对新手有什么帮助：对于新手，这个项目是学习 AI 代理概念的好起点，你可以通过简单的命令行操作来体验 AI 代理的能力，并逐步了解其工作原理。</w:t>
+        <w:t>对新手有什么帮助：对于新手，这是一个学习 AI 智能体框架的绝佳资源，可以快速上手，了解 ReAct 模式和团队协作的概念。</w:t>
         <w:br/>
       </w:r>
       <w:r>
@@ -212,7 +212,7 @@
         <w:t>AI Engineer Notebooks – free, framework-free RAG/agents/evals on Colab</w:t>
       </w:r>
       <w:r>
-        <w:t>（👍 87）</w:t>
+        <w:t>（👍 88）</w:t>
       </w:r>
       <w:r>
         <w:br/>
@@ -220,7 +220,7 @@
       </w:r>
       <w:r>
         <w:br/>
-        <w:t>摘要：AI Engineer Notebooks 提供了在 Colab 上免费运行的、无需框架的 RAG、代理和评估示例，帮助开发者快速上手 AI 工程实践，值得关注因为它降低了学习门槛。</w:t>
+        <w:t>摘要：AI Engineer Notebooks 提供了在 Colab 上免费运行的、无需框架的 RAG、代理和评估示例，适合快速上手和实验。</w:t>
       </w:r>
     </w:p>
     <w:p>
@@ -239,7 +239,7 @@
       </w:r>
       <w:r>
         <w:br/>
-        <w:t>摘要：Sourcehut 更新了服务条款，明确限制 LLM 对内容的抓取和使用，反映了开源社区对 AI 训练数据使用的担忧，值得关注因为它影响 AI 数据合规。</w:t>
+        <w:t>摘要：Sourcehut 更新了服务条款，明确限制 LLM 对其服务的使用，反映了开源社区对 AI 爬取和内容使用的担忧。</w:t>
       </w:r>
     </w:p>
     <w:p>
@@ -263,7 +263,31 @@
       </w:r>
       <w:r>
         <w:br/>
-        <w:t>摘要：WikiSkill 提出一种新方法，将代理经验编译为持久知识以支持技能进化，提升了 AI 的持续学习能力，值得关注因为它推动自主智能体发展。</w:t>
+        <w:t>摘要：WikiSkill 提出了一种新方法，将代理的经验编译成持久知识，以支持技能进化，有助于提升 AI 的长期学习能力。</w:t>
+      </w:r>
+    </w:p>
+    <w:p>
+      <w:pPr>
+        <w:pStyle w:val="Heading2"/>
+      </w:pPr>
+      <w:r>
+        <w:t>量子位</w:t>
+      </w:r>
+    </w:p>
+    <w:p>
+      <w:r>
+        <w:rPr>
+          <w:b/>
+        </w:rPr>
+        <w:t>MiniMax ARR暴涨500%，token暴涨2000%！这就是Agent红利吧</w:t>
+      </w:r>
+      <w:r>
+        <w:br/>
+        <w:t>https://www.qbitai.com/2026/08/480092.html</w:t>
+      </w:r>
+      <w:r>
+        <w:br/>
+        <w:t>摘要：MiniMax 的 ARR 增长 500%，token 使用量增长 2000%，显示出 Agent 应用带来的巨大商业红利。</w:t>
       </w:r>
     </w:p>
     <w:p>
@@ -287,31 +311,7 @@
       </w:r>
       <w:r>
         <w:br/>
-        <w:t>摘要：小鹏第二代 VLA 大模型升级，使 AI 能理解时间维度，增强了时空感知能力，值得关注因为它提升自动驾驶和机器人交互的智能水平。</w:t>
-      </w:r>
-    </w:p>
-    <w:p>
-      <w:pPr>
-        <w:pStyle w:val="Heading2"/>
-      </w:pPr>
-      <w:r>
-        <w:t>InfoQ 中文</w:t>
-      </w:r>
-    </w:p>
-    <w:p>
-      <w:r>
-        <w:rPr>
-          <w:b/>
-        </w:rPr>
-        <w:t>世界人工智能开源大赛（GOAI）初赛评审结果暨晋级名单公告</w:t>
-      </w:r>
-      <w:r>
-        <w:br/>
-        <w:t>https://www.infoq.cn/article/Y410fSRGi67fUrNUuzYb?utm_source=rss&amp;utm_medium=article</w:t>
-      </w:r>
-      <w:r>
-        <w:br/>
-        <w:t>摘要：世界人工智能开源大赛公布初赛结果和晋级名单，展示了开源 AI 社区的创新活力，值得关注因为它促进技术交流和人才培养。</w:t>
+        <w:t>摘要：小鹏第二代 VLA 大模型升级，开始理解时间维度，增强了自动驾驶等场景的时空推理能力。</w:t>
       </w:r>
     </w:p>
     <w:sectPr>
